--- a/Курс 3/DevOps/Лекция 3 13.03.2026.docx
+++ b/Курс 3/DevOps/Лекция 3 13.03.2026.docx
@@ -20,15 +20,7 @@
     </w:p>
     <w:p>
       <w:r>
-        <w:t xml:space="preserve">Фича-флаги – механизм для включения и выключения функционала в </w:t>
-      </w:r>
-      <w:proofErr w:type="spellStart"/>
-      <w:r>
-        <w:t>рантайме</w:t>
-      </w:r>
-      <w:proofErr w:type="spellEnd"/>
-      <w:r>
-        <w:t xml:space="preserve"> для разделения функционалов, находящихся в разработке, тестировании и готовых к продакшену.</w:t>
+        <w:t>Фича-флаги – механизм для включения и выключения функционала в рантайме для разделения функционалов, находящихся в разработке, тестировании и готовых к продакшену.</w:t>
       </w:r>
     </w:p>
     <w:p>
@@ -51,6 +43,52 @@
         <w:t>Этап сборки заключается в автоматизации упаковки необходимого программного обеспечения.</w:t>
       </w:r>
     </w:p>
+    <w:p>
+      <w:r>
+        <w:t xml:space="preserve">Непрерывное тестирование это и интеграция автоматического тестирования в конвейер </w:t>
+      </w:r>
+      <w:r>
+        <w:rPr>
+          <w:lang w:val="en-US"/>
+        </w:rPr>
+        <w:t>CI</w:t>
+      </w:r>
+      <w:r>
+        <w:t>/</w:t>
+      </w:r>
+      <w:r>
+        <w:t>С</w:t>
+      </w:r>
+      <w:r>
+        <w:rPr>
+          <w:lang w:val="en-US"/>
+        </w:rPr>
+        <w:t>D</w:t>
+      </w:r>
+    </w:p>
+    <w:p>
+      <w:r>
+        <w:t>Непрерывная поставка – это автоматическое развертывание приложения в целевое окружение.</w:t>
+      </w:r>
+    </w:p>
+    <w:p>
+      <w:r>
+        <w:t xml:space="preserve">Типичный </w:t>
+      </w:r>
+      <w:r>
+        <w:rPr>
+          <w:lang w:val="en-US"/>
+        </w:rPr>
+        <w:t>CD</w:t>
+      </w:r>
+      <w:r>
+        <w:t>-</w:t>
+      </w:r>
+      <w:r>
+        <w:t>конвейер состоит из этапов сборки, тестирование и развертывания.</w:t>
+      </w:r>
+    </w:p>
+    <w:p/>
     <w:sectPr>
       <w:pgSz w:w="11906" w:h="16838"/>
       <w:pgMar w:top="1134" w:right="850" w:bottom="1134" w:left="1701" w:header="708" w:footer="708" w:gutter="0"/>
